--- a/docs/docx/09_ARCHITECTURE.docx
+++ b/docs/docx/09_ARCHITECTURE.docx
@@ -73,7 +73,7 @@
           <w:b/>
           <w:bCs/>
         </w:rPr>
-        <w:t xml:space="preserve">3.10.711</w:t>
+        <w:t xml:space="preserve">3.10.798</w:t>
       </w:r>
       <w:r>
         <w:br/>
@@ -818,7 +818,118 @@
               <w:pStyle w:val="Compact"/>
             </w:pPr>
             <w:r>
-              <w:t xml:space="preserve">Редактирование листа параметров</w:t>
+              <w:t xml:space="preserve">Редактирование листа параметров (+ кнопка «Все параметры»)</w:t>
+            </w:r>
+          </w:p>
+        </w:tc>
+      </w:tr>
+      <w:tr>
+        <w:tc>
+          <w:tcPr/>
+          <w:p>
+            <w:pPr>
+              <w:pStyle w:val="Compact"/>
+            </w:pPr>
+            <w:r>
+              <w:t xml:space="preserve">**libre_macros_all_params_wizard_*.py**</w:t>
+            </w:r>
+          </w:p>
+        </w:tc>
+        <w:tc>
+          <w:tcPr/>
+          <w:p>
+            <w:pPr>
+              <w:pStyle w:val="Compact"/>
+            </w:pPr>
+            <w:r>
+              <w:t xml:space="preserve">Полноэкранный пайплайн листа (меню шагов как Power Query)</w:t>
+            </w:r>
+          </w:p>
+        </w:tc>
+      </w:tr>
+      <w:tr>
+        <w:tc>
+          <w:tcPr/>
+          <w:p>
+            <w:pPr>
+              <w:pStyle w:val="Compact"/>
+            </w:pPr>
+            <w:r>
+              <w:rPr>
+                <w:b/>
+                <w:bCs/>
+              </w:rPr>
+              <w:t xml:space="preserve">libre_macros_copy_ranges_lib.py</w:t>
+            </w:r>
+            <w:r>
+              <w:t xml:space="preserve"> </w:t>
+            </w:r>
+            <w:r>
+              <w:t xml:space="preserve">/</w:t>
+            </w:r>
+            <w:r>
+              <w:t xml:space="preserve"> </w:t>
+            </w:r>
+            <w:r>
+              <w:rPr>
+                <w:b/>
+                <w:bCs/>
+              </w:rPr>
+              <w:t xml:space="preserve">create_sheet_lib</w:t>
+            </w:r>
+            <w:r>
+              <w:t xml:space="preserve"> </w:t>
+            </w:r>
+            <w:r>
+              <w:t xml:space="preserve">/</w:t>
+            </w:r>
+            <w:r>
+              <w:t xml:space="preserve"> </w:t>
+            </w:r>
+            <w:r>
+              <w:rPr>
+                <w:b/>
+                <w:bCs/>
+              </w:rPr>
+              <w:t xml:space="preserve">unpivot_lib</w:t>
+            </w:r>
+          </w:p>
+        </w:tc>
+        <w:tc>
+          <w:tcPr/>
+          <w:p>
+            <w:pPr>
+              <w:pStyle w:val="Compact"/>
+            </w:pPr>
+            <w:r>
+              <w:rPr>
+                <w:rStyle w:val="VerbatimChar"/>
+              </w:rPr>
+              <w:t xml:space="preserve">копирование_диапазонов</w:t>
+            </w:r>
+            <w:r>
+              <w:t xml:space="preserve">,</w:t>
+            </w:r>
+            <w:r>
+              <w:t xml:space="preserve"> </w:t>
+            </w:r>
+            <w:r>
+              <w:rPr>
+                <w:rStyle w:val="VerbatimChar"/>
+              </w:rPr>
+              <w:t xml:space="preserve">создать_лист</w:t>
+            </w:r>
+            <w:r>
+              <w:t xml:space="preserve">,</w:t>
+            </w:r>
+            <w:r>
+              <w:t xml:space="preserve"> </w:t>
+            </w:r>
+            <w:r>
+              <w:rPr>
+                <w:rStyle w:val="VerbatimChar"/>
+              </w:rPr>
+              <w:t xml:space="preserve">развернуть_столбцы</w:t>
             </w:r>
           </w:p>
         </w:tc>
@@ -2571,6 +2682,210 @@
               <w:rPr>
                 <w:rStyle w:val="VerbatimChar"/>
               </w:rPr>
+              <w:t xml:space="preserve">libre_macros_all_params_wizard_cfg.py</w:t>
+            </w:r>
+            <w:r>
+              <w:t xml:space="preserve"> </w:t>
+            </w:r>
+            <w:r>
+              <w:t xml:space="preserve">/</w:t>
+            </w:r>
+            <w:r>
+              <w:t xml:space="preserve"> </w:t>
+            </w:r>
+            <w:r>
+              <w:rPr>
+                <w:rStyle w:val="VerbatimChar"/>
+              </w:rPr>
+              <w:t xml:space="preserve">_lib.py</w:t>
+            </w:r>
+          </w:p>
+        </w:tc>
+        <w:tc>
+          <w:tcPr/>
+          <w:p>
+            <w:pPr>
+              <w:pStyle w:val="Compact"/>
+            </w:pPr>
+            <w:r>
+              <w:t xml:space="preserve">Визард «Все параметры»</w:t>
+            </w:r>
+          </w:p>
+        </w:tc>
+      </w:tr>
+      <w:tr>
+        <w:tc>
+          <w:tcPr/>
+          <w:p>
+            <w:pPr>
+              <w:pStyle w:val="Compact"/>
+            </w:pPr>
+            <w:r>
+              <w:rPr>
+                <w:rStyle w:val="VerbatimChar"/>
+              </w:rPr>
+              <w:t xml:space="preserve">libre_macros_copy_ranges_lib.py</w:t>
+            </w:r>
+          </w:p>
+        </w:tc>
+        <w:tc>
+          <w:tcPr/>
+          <w:p>
+            <w:pPr>
+              <w:pStyle w:val="Compact"/>
+            </w:pPr>
+            <w:r>
+              <w:rPr>
+                <w:rStyle w:val="VerbatimChar"/>
+              </w:rPr>
+              <w:t xml:space="preserve">копирование_диапазонов</w:t>
+            </w:r>
+          </w:p>
+        </w:tc>
+      </w:tr>
+      <w:tr>
+        <w:tc>
+          <w:tcPr/>
+          <w:p>
+            <w:pPr>
+              <w:pStyle w:val="Compact"/>
+            </w:pPr>
+            <w:r>
+              <w:rPr>
+                <w:rStyle w:val="VerbatimChar"/>
+              </w:rPr>
+              <w:t xml:space="preserve">libre_macros_create_sheet_lib.py</w:t>
+            </w:r>
+          </w:p>
+        </w:tc>
+        <w:tc>
+          <w:tcPr/>
+          <w:p>
+            <w:pPr>
+              <w:pStyle w:val="Compact"/>
+            </w:pPr>
+            <w:r>
+              <w:rPr>
+                <w:rStyle w:val="VerbatimChar"/>
+              </w:rPr>
+              <w:t xml:space="preserve">создать_лист</w:t>
+            </w:r>
+          </w:p>
+        </w:tc>
+      </w:tr>
+      <w:tr>
+        <w:tc>
+          <w:tcPr/>
+          <w:p>
+            <w:pPr>
+              <w:pStyle w:val="Compact"/>
+            </w:pPr>
+            <w:r>
+              <w:rPr>
+                <w:rStyle w:val="VerbatimChar"/>
+              </w:rPr>
+              <w:t xml:space="preserve">libre_macros_unpivot_lib.py</w:t>
+            </w:r>
+          </w:p>
+        </w:tc>
+        <w:tc>
+          <w:tcPr/>
+          <w:p>
+            <w:pPr>
+              <w:pStyle w:val="Compact"/>
+            </w:pPr>
+            <w:r>
+              <w:rPr>
+                <w:rStyle w:val="VerbatimChar"/>
+              </w:rPr>
+              <w:t xml:space="preserve">развернуть_столбцы</w:t>
+            </w:r>
+          </w:p>
+        </w:tc>
+      </w:tr>
+      <w:tr>
+        <w:tc>
+          <w:tcPr/>
+          <w:p>
+            <w:pPr>
+              <w:pStyle w:val="Compact"/>
+            </w:pPr>
+            <w:r>
+              <w:rPr>
+                <w:rStyle w:val="VerbatimChar"/>
+              </w:rPr>
+              <w:t xml:space="preserve">libre_macros_unmerge_collapse_lib.py</w:t>
+            </w:r>
+            <w:r>
+              <w:t xml:space="preserve"> </w:t>
+            </w:r>
+            <w:r>
+              <w:t xml:space="preserve">/</w:t>
+            </w:r>
+            <w:r>
+              <w:t xml:space="preserve"> </w:t>
+            </w:r>
+            <w:r>
+              <w:rPr>
+                <w:rStyle w:val="VerbatimChar"/>
+              </w:rPr>
+              <w:t xml:space="preserve">add_merge_lib.py</w:t>
+            </w:r>
+          </w:p>
+        </w:tc>
+        <w:tc>
+          <w:tcPr/>
+          <w:p>
+            <w:pPr>
+              <w:pStyle w:val="Compact"/>
+            </w:pPr>
+            <w:r>
+              <w:t xml:space="preserve">merge-блоки ячеек</w:t>
+            </w:r>
+          </w:p>
+        </w:tc>
+      </w:tr>
+      <w:tr>
+        <w:tc>
+          <w:tcPr/>
+          <w:p>
+            <w:pPr>
+              <w:pStyle w:val="Compact"/>
+            </w:pPr>
+            <w:r>
+              <w:rPr>
+                <w:rStyle w:val="VerbatimChar"/>
+              </w:rPr>
+              <w:t xml:space="preserve">libre_macros_atext_letters_lib.py</w:t>
+            </w:r>
+          </w:p>
+        </w:tc>
+        <w:tc>
+          <w:tcPr/>
+          <w:p>
+            <w:pPr>
+              <w:pStyle w:val="Compact"/>
+            </w:pPr>
+            <w:r>
+              <w:rPr>
+                <w:rStyle w:val="VerbatimChar"/>
+              </w:rPr>
+              <w:t xml:space="preserve">подготовка_писем</w:t>
+            </w:r>
+          </w:p>
+        </w:tc>
+      </w:tr>
+      <w:tr>
+        <w:tc>
+          <w:tcPr/>
+          <w:p>
+            <w:pPr>
+              <w:pStyle w:val="Compact"/>
+            </w:pPr>
+            <w:r>
+              <w:rPr>
+                <w:rStyle w:val="VerbatimChar"/>
+              </w:rPr>
               <w:t xml:space="preserve">libre_macros_pivot_lib.py</w:t>
             </w:r>
           </w:p>
@@ -3084,7 +3399,7 @@
           <w:i/>
           <w:iCs/>
         </w:rPr>
-        <w:t xml:space="preserve">3.10.696</w:t>
+        <w:t xml:space="preserve">3.10.798</w:t>
       </w:r>
       <w:r>
         <w:rPr>
